--- a/project-documentation/uzivatelsky-manual.docx
+++ b/project-documentation/uzivatelsky-manual.docx
@@ -793,8 +793,17 @@
           <w:i/>
           <w:iCs/>
         </w:rPr>
-        <w:t>*.docx</w:t>
-      </w:r>
+        <w:t>*.</w:t>
+      </w:r>
+      <w:proofErr w:type="spellStart"/>
+      <w:r>
+        <w:rPr>
+          <w:i/>
+          <w:iCs/>
+        </w:rPr>
+        <w:t>docx</w:t>
+      </w:r>
+      <w:proofErr w:type="spellEnd"/>
       <w:r>
         <w:t>, kter</w:t>
       </w:r>
@@ -3109,8 +3118,18 @@
           <w:i/>
           <w:iCs/>
         </w:rPr>
-        <w:t>*.docx</w:t>
-      </w:r>
+        <w:t>*.</w:t>
+      </w:r>
+      <w:proofErr w:type="spellStart"/>
+      <w:r>
+        <w:rPr>
+          <w:rFonts w:eastAsiaTheme="majorEastAsia"/>
+          <w:i/>
+          <w:iCs/>
+        </w:rPr>
+        <w:t>docx</w:t>
+      </w:r>
+      <w:proofErr w:type="spellEnd"/>
       <w:r>
         <w:rPr>
           <w:rFonts w:eastAsiaTheme="majorEastAsia"/>
@@ -3387,14 +3406,27 @@
       <w:r>
         <w:t xml:space="preserve">Obrázek </w:t>
       </w:r>
-      <w:fldSimple w:instr=" SEQ Obrázek \* ARABIC ">
-        <w:r>
-          <w:rPr>
-            <w:noProof/>
-          </w:rPr>
-          <w:t>1</w:t>
-        </w:r>
-      </w:fldSimple>
+      <w:r>
+        <w:fldChar w:fldCharType="begin"/>
+      </w:r>
+      <w:r>
+        <w:instrText xml:space="preserve"> SEQ Obrázek \* ARABIC </w:instrText>
+      </w:r>
+      <w:r>
+        <w:fldChar w:fldCharType="separate"/>
+      </w:r>
+      <w:r>
+        <w:rPr>
+          <w:noProof/>
+        </w:rPr>
+        <w:t>1</w:t>
+      </w:r>
+      <w:r>
+        <w:rPr>
+          <w:noProof/>
+        </w:rPr>
+        <w:fldChar w:fldCharType="end"/>
+      </w:r>
       <w:r>
         <w:t xml:space="preserve">: </w:t>
       </w:r>
@@ -3475,6 +3507,7 @@
       <w:r>
         <w:t xml:space="preserve"> </w:t>
       </w:r>
+      <w:proofErr w:type="spellStart"/>
       <w:r>
         <w:rPr>
           <w:i/>
@@ -3482,6 +3515,7 @@
         </w:rPr>
         <w:t>promptování</w:t>
       </w:r>
+      <w:proofErr w:type="spellEnd"/>
       <w:r>
         <w:t>.</w:t>
       </w:r>
@@ -3504,21 +3538,17 @@
           <w:i/>
           <w:iCs/>
         </w:rPr>
-        <w:t>.txt</w:t>
-      </w:r>
-      <w:r>
-        <w:t>,</w:t>
-      </w:r>
-      <w:r>
-        <w:t xml:space="preserve"> </w:t>
-      </w:r>
+        <w:t>.</w:t>
+      </w:r>
+      <w:proofErr w:type="spellStart"/>
       <w:r>
         <w:rPr>
           <w:i/>
           <w:iCs/>
         </w:rPr>
-        <w:t>.md</w:t>
-      </w:r>
+        <w:t>txt</w:t>
+      </w:r>
+      <w:proofErr w:type="spellEnd"/>
       <w:r>
         <w:t>,</w:t>
       </w:r>
@@ -3530,120 +3560,202 @@
           <w:i/>
           <w:iCs/>
         </w:rPr>
-        <w:t>.c</w:t>
-      </w:r>
-      <w:r>
-        <w:t xml:space="preserve">, </w:t>
-      </w:r>
+        <w:t>.</w:t>
+      </w:r>
+      <w:proofErr w:type="spellStart"/>
       <w:r>
         <w:rPr>
           <w:i/>
           <w:iCs/>
         </w:rPr>
-        <w:t>.java</w:t>
-      </w:r>
-      <w:r>
-        <w:t>, .</w:t>
+        <w:t>md</w:t>
+      </w:r>
+      <w:proofErr w:type="spellEnd"/>
+      <w:r>
+        <w:t>,</w:t>
+      </w:r>
+      <w:r>
+        <w:t xml:space="preserve"> </w:t>
       </w:r>
       <w:r>
         <w:rPr>
           <w:i/>
           <w:iCs/>
         </w:rPr>
-        <w:t>sql</w:t>
-      </w:r>
-      <w:r>
-        <w:t xml:space="preserve"> apod.). V současné době bohužel nelze nahrát soubory s příponou </w:t>
+        <w:t>.c</w:t>
+      </w:r>
+      <w:r>
+        <w:t xml:space="preserve">, </w:t>
       </w:r>
       <w:r>
         <w:rPr>
           <w:i/>
           <w:iCs/>
         </w:rPr>
-        <w:t>.docx</w:t>
-      </w:r>
-      <w:r>
-        <w:t xml:space="preserve"> a .</w:t>
-      </w:r>
+        <w:t>.</w:t>
+      </w:r>
+      <w:proofErr w:type="spellStart"/>
       <w:r>
         <w:rPr>
           <w:i/>
           <w:iCs/>
         </w:rPr>
-        <w:t>pdf</w:t>
-      </w:r>
-      <w:r>
-        <w:t xml:space="preserve">. Pokud však máte sepsaný zápis například v </w:t>
-      </w:r>
+        <w:t>java</w:t>
+      </w:r>
+      <w:proofErr w:type="spellEnd"/>
+      <w:r>
+        <w:t>, .</w:t>
+      </w:r>
+      <w:proofErr w:type="spellStart"/>
       <w:r>
         <w:rPr>
           <w:i/>
           <w:iCs/>
         </w:rPr>
-        <w:t>*.docx</w:t>
-      </w:r>
-      <w:r>
-        <w:t xml:space="preserve"> souboru, jednoduše jej lze převést například do </w:t>
+        <w:t>sql</w:t>
+      </w:r>
+      <w:proofErr w:type="spellEnd"/>
+      <w:r>
+        <w:t xml:space="preserve"> apod.). V současné době bohužel nelze nahrát soubory s příponou </w:t>
       </w:r>
       <w:r>
         <w:rPr>
           <w:i/>
           <w:iCs/>
         </w:rPr>
-        <w:t>*.txt</w:t>
-      </w:r>
-      <w:r>
-        <w:t xml:space="preserve"> souboru obyčejným kopírováním, nebo </w:t>
-      </w:r>
+        <w:t>.</w:t>
+      </w:r>
+      <w:proofErr w:type="spellStart"/>
       <w:r>
         <w:rPr>
           <w:i/>
           <w:iCs/>
         </w:rPr>
-        <w:t>*.md</w:t>
-      </w:r>
-      <w:r>
-        <w:t xml:space="preserve"> (</w:t>
-      </w:r>
+        <w:t>docx</w:t>
+      </w:r>
+      <w:proofErr w:type="spellEnd"/>
+      <w:r>
+        <w:t xml:space="preserve"> a .</w:t>
+      </w:r>
+      <w:proofErr w:type="spellStart"/>
       <w:r>
         <w:rPr>
           <w:i/>
           <w:iCs/>
         </w:rPr>
-        <w:t>markdown</w:t>
-      </w:r>
-      <w:r>
-        <w:t>) pomocí online konvertoru.</w:t>
-      </w:r>
-    </w:p>
-    <w:p>
-      <w:pPr>
-        <w:ind w:firstLine="578"/>
-      </w:pPr>
-      <w:r>
-        <w:t xml:space="preserve">Dále je soubor limitován na </w:t>
-      </w:r>
-      <w:r>
-        <w:t>velikost,</w:t>
-      </w:r>
-      <w:r>
-        <w:t xml:space="preserve"> a to momentálně na </w:t>
-      </w:r>
-      <w:r>
-        <w:t xml:space="preserve">5 MB. </w:t>
-      </w:r>
-      <w:r>
-        <w:t>Tyto omezení jsou důležité kvůli limitům tokenů</w:t>
-      </w:r>
-      <w:r>
-        <w:t xml:space="preserve">. Při použití velkého množství tokenů totiž může dojít k chybě. Krom toho jsou taky </w:t>
+        <w:t>pdf</w:t>
+      </w:r>
+      <w:proofErr w:type="spellEnd"/>
+      <w:r>
+        <w:t xml:space="preserve">. Pokud však máte sepsaný zápis například v </w:t>
       </w:r>
       <w:r>
         <w:rPr>
           <w:i/>
           <w:iCs/>
         </w:rPr>
-        <w:t>vysokotokenové prompty</w:t>
+        <w:t>*.</w:t>
+      </w:r>
+      <w:proofErr w:type="spellStart"/>
+      <w:r>
+        <w:rPr>
+          <w:i/>
+          <w:iCs/>
+        </w:rPr>
+        <w:t>docx</w:t>
+      </w:r>
+      <w:proofErr w:type="spellEnd"/>
+      <w:r>
+        <w:t xml:space="preserve"> souboru, jednoduše jej lze převést například do </w:t>
+      </w:r>
+      <w:r>
+        <w:rPr>
+          <w:i/>
+          <w:iCs/>
+        </w:rPr>
+        <w:t>*.</w:t>
+      </w:r>
+      <w:proofErr w:type="spellStart"/>
+      <w:r>
+        <w:rPr>
+          <w:i/>
+          <w:iCs/>
+        </w:rPr>
+        <w:t>txt</w:t>
+      </w:r>
+      <w:proofErr w:type="spellEnd"/>
+      <w:r>
+        <w:t xml:space="preserve"> souboru obyčejným kopírováním, nebo </w:t>
+      </w:r>
+      <w:r>
+        <w:rPr>
+          <w:i/>
+          <w:iCs/>
+        </w:rPr>
+        <w:t>*.</w:t>
+      </w:r>
+      <w:proofErr w:type="spellStart"/>
+      <w:r>
+        <w:rPr>
+          <w:i/>
+          <w:iCs/>
+        </w:rPr>
+        <w:t>md</w:t>
+      </w:r>
+      <w:proofErr w:type="spellEnd"/>
+      <w:r>
+        <w:t xml:space="preserve"> (</w:t>
+      </w:r>
+      <w:proofErr w:type="spellStart"/>
+      <w:r>
+        <w:rPr>
+          <w:i/>
+          <w:iCs/>
+        </w:rPr>
+        <w:t>markdown</w:t>
+      </w:r>
+      <w:proofErr w:type="spellEnd"/>
+      <w:r>
+        <w:t>) pomocí online konvertoru.</w:t>
+      </w:r>
+    </w:p>
+    <w:p>
+      <w:pPr>
+        <w:ind w:firstLine="578"/>
+      </w:pPr>
+      <w:r>
+        <w:t xml:space="preserve">Dále je soubor limitován na </w:t>
+      </w:r>
+      <w:r>
+        <w:t>velikost,</w:t>
+      </w:r>
+      <w:r>
+        <w:t xml:space="preserve"> a to momentálně na </w:t>
+      </w:r>
+      <w:r>
+        <w:t xml:space="preserve">5 MB. </w:t>
+      </w:r>
+      <w:r>
+        <w:t>Tyto omezení jsou důležité kvůli limitům tokenů</w:t>
+      </w:r>
+      <w:r>
+        <w:t xml:space="preserve">. Při použití velkého množství tokenů totiž může dojít k chybě. Krom toho jsou taky </w:t>
+      </w:r>
+      <w:proofErr w:type="spellStart"/>
+      <w:r>
+        <w:rPr>
+          <w:i/>
+          <w:iCs/>
+        </w:rPr>
+        <w:t>vysokotokenové</w:t>
+      </w:r>
+      <w:proofErr w:type="spellEnd"/>
+      <w:r>
+        <w:rPr>
+          <w:i/>
+          <w:iCs/>
+        </w:rPr>
+        <w:t xml:space="preserve"> prompty</w:t>
       </w:r>
       <w:r>
         <w:t xml:space="preserve"> finančně náročnější a odpověď na ně může trvat déle.</w:t>
@@ -3703,14 +3815,27 @@
       <w:r>
         <w:t xml:space="preserve">Obrázek </w:t>
       </w:r>
-      <w:fldSimple w:instr=" SEQ Obrázek \* ARABIC ">
-        <w:r>
-          <w:rPr>
-            <w:noProof/>
-          </w:rPr>
-          <w:t>2</w:t>
-        </w:r>
-      </w:fldSimple>
+      <w:r>
+        <w:fldChar w:fldCharType="begin"/>
+      </w:r>
+      <w:r>
+        <w:instrText xml:space="preserve"> SEQ Obrázek \* ARABIC </w:instrText>
+      </w:r>
+      <w:r>
+        <w:fldChar w:fldCharType="separate"/>
+      </w:r>
+      <w:r>
+        <w:rPr>
+          <w:noProof/>
+        </w:rPr>
+        <w:t>2</w:t>
+      </w:r>
+      <w:r>
+        <w:rPr>
+          <w:noProof/>
+        </w:rPr>
+        <w:fldChar w:fldCharType="end"/>
+      </w:r>
       <w:r>
         <w:t xml:space="preserve">: </w:t>
       </w:r>
@@ -3748,12 +3873,21 @@
       <w:r>
         <w:t xml:space="preserve">a jejím důvodem je zpětné </w:t>
       </w:r>
+      <w:proofErr w:type="spellStart"/>
       <w:r>
         <w:rPr>
           <w:i/>
           <w:iCs/>
         </w:rPr>
-        <w:t>promptování AI</w:t>
+        <w:t>promptování</w:t>
+      </w:r>
+      <w:proofErr w:type="spellEnd"/>
+      <w:r>
+        <w:rPr>
+          <w:i/>
+          <w:iCs/>
+        </w:rPr>
+        <w:t xml:space="preserve"> AI</w:t>
       </w:r>
       <w:r>
         <w:t xml:space="preserve">, které má za účel opravu chyb, které </w:t>
@@ -3921,14 +4055,27 @@
       <w:r>
         <w:t xml:space="preserve">Obrázek </w:t>
       </w:r>
-      <w:fldSimple w:instr=" SEQ Obrázek \* ARABIC ">
-        <w:r>
-          <w:rPr>
-            <w:noProof/>
-          </w:rPr>
-          <w:t>3</w:t>
-        </w:r>
-      </w:fldSimple>
+      <w:r>
+        <w:fldChar w:fldCharType="begin"/>
+      </w:r>
+      <w:r>
+        <w:instrText xml:space="preserve"> SEQ Obrázek \* ARABIC </w:instrText>
+      </w:r>
+      <w:r>
+        <w:fldChar w:fldCharType="separate"/>
+      </w:r>
+      <w:r>
+        <w:rPr>
+          <w:noProof/>
+        </w:rPr>
+        <w:t>3</w:t>
+      </w:r>
+      <w:r>
+        <w:rPr>
+          <w:noProof/>
+        </w:rPr>
+        <w:fldChar w:fldCharType="end"/>
+      </w:r>
       <w:r>
         <w:t xml:space="preserve">: </w:t>
       </w:r>
@@ -3961,7 +4108,15 @@
         <w:t>Další</w:t>
       </w:r>
       <w:r>
-        <w:t xml:space="preserve"> stránka Vám umožní vytvořit tematický celek. Ten si můžete představit buď jako jeden konkrétní celek ve Vaší osnově (např. antika, romantismus, podmíněná pravděpodobnost, pointerová aritmetika apod.), nebo jako maturitní otázku (např. analytická geometrie, jazyk SQL, dynamické pole v jazyce C apod.).</w:t>
+        <w:t xml:space="preserve"> stránka Vám umožní vytvořit tematický celek. Ten si můžete představit buď jako jeden konkrétní celek ve Vaší osnově (např. antika, romantismus, podmíněná pravděpodobnost, </w:t>
+      </w:r>
+      <w:proofErr w:type="spellStart"/>
+      <w:r>
+        <w:t>pointerová</w:t>
+      </w:r>
+      <w:proofErr w:type="spellEnd"/>
+      <w:r>
+        <w:t xml:space="preserve"> aritmetika apod.), nebo jako maturitní otázku (např. analytická geometrie, jazyk SQL, dynamické pole v jazyce C apod.).</w:t>
       </w:r>
     </w:p>
     <w:p>
@@ -4057,14 +4212,27 @@
       <w:r>
         <w:t xml:space="preserve">Obrázek </w:t>
       </w:r>
-      <w:fldSimple w:instr=" SEQ Obrázek \* ARABIC ">
-        <w:r>
-          <w:rPr>
-            <w:noProof/>
-          </w:rPr>
-          <w:t>4</w:t>
-        </w:r>
-      </w:fldSimple>
+      <w:r>
+        <w:fldChar w:fldCharType="begin"/>
+      </w:r>
+      <w:r>
+        <w:instrText xml:space="preserve"> SEQ Obrázek \* ARABIC </w:instrText>
+      </w:r>
+      <w:r>
+        <w:fldChar w:fldCharType="separate"/>
+      </w:r>
+      <w:r>
+        <w:rPr>
+          <w:noProof/>
+        </w:rPr>
+        <w:t>4</w:t>
+      </w:r>
+      <w:r>
+        <w:rPr>
+          <w:noProof/>
+        </w:rPr>
+        <w:fldChar w:fldCharType="end"/>
+      </w:r>
       <w:r>
         <w:t>:</w:t>
       </w:r>
@@ -4163,14 +4331,27 @@
       <w:r>
         <w:t xml:space="preserve">Obrázek </w:t>
       </w:r>
-      <w:fldSimple w:instr=" SEQ Obrázek \* ARABIC ">
-        <w:r>
-          <w:rPr>
-            <w:noProof/>
-          </w:rPr>
-          <w:t>5</w:t>
-        </w:r>
-      </w:fldSimple>
+      <w:r>
+        <w:fldChar w:fldCharType="begin"/>
+      </w:r>
+      <w:r>
+        <w:instrText xml:space="preserve"> SEQ Obrázek \* ARABIC </w:instrText>
+      </w:r>
+      <w:r>
+        <w:fldChar w:fldCharType="separate"/>
+      </w:r>
+      <w:r>
+        <w:rPr>
+          <w:noProof/>
+        </w:rPr>
+        <w:t>5</w:t>
+      </w:r>
+      <w:r>
+        <w:rPr>
+          <w:noProof/>
+        </w:rPr>
+        <w:fldChar w:fldCharType="end"/>
+      </w:r>
       <w:r>
         <w:t xml:space="preserve">: </w:t>
       </w:r>
@@ -4271,14 +4452,27 @@
       <w:r>
         <w:t xml:space="preserve">Obrázek </w:t>
       </w:r>
-      <w:fldSimple w:instr=" SEQ Obrázek \* ARABIC ">
-        <w:r>
-          <w:rPr>
-            <w:noProof/>
-          </w:rPr>
-          <w:t>6</w:t>
-        </w:r>
-      </w:fldSimple>
+      <w:r>
+        <w:fldChar w:fldCharType="begin"/>
+      </w:r>
+      <w:r>
+        <w:instrText xml:space="preserve"> SEQ Obrázek \* ARABIC </w:instrText>
+      </w:r>
+      <w:r>
+        <w:fldChar w:fldCharType="separate"/>
+      </w:r>
+      <w:r>
+        <w:rPr>
+          <w:noProof/>
+        </w:rPr>
+        <w:t>6</w:t>
+      </w:r>
+      <w:r>
+        <w:rPr>
+          <w:noProof/>
+        </w:rPr>
+        <w:fldChar w:fldCharType="end"/>
+      </w:r>
       <w:r>
         <w:t>:</w:t>
       </w:r>
@@ -4584,8 +4778,17 @@
           <w:i/>
           <w:iCs/>
         </w:rPr>
-        <w:t>.env</w:t>
-      </w:r>
+        <w:t>.</w:t>
+      </w:r>
+      <w:proofErr w:type="spellStart"/>
+      <w:r>
+        <w:rPr>
+          <w:i/>
+          <w:iCs/>
+        </w:rPr>
+        <w:t>env</w:t>
+      </w:r>
+      <w:proofErr w:type="spellEnd"/>
       <w:r>
         <w:t xml:space="preserve"> souboru před prvním spuštěním aplikace</w:t>
       </w:r>
@@ -4706,14 +4909,27 @@
       <w:r>
         <w:t xml:space="preserve">Obrázek </w:t>
       </w:r>
-      <w:fldSimple w:instr=" SEQ Obrázek \* ARABIC ">
-        <w:r>
-          <w:rPr>
-            <w:noProof/>
-          </w:rPr>
-          <w:t>7</w:t>
-        </w:r>
-      </w:fldSimple>
+      <w:r>
+        <w:fldChar w:fldCharType="begin"/>
+      </w:r>
+      <w:r>
+        <w:instrText xml:space="preserve"> SEQ Obrázek \* ARABIC </w:instrText>
+      </w:r>
+      <w:r>
+        <w:fldChar w:fldCharType="separate"/>
+      </w:r>
+      <w:r>
+        <w:rPr>
+          <w:noProof/>
+        </w:rPr>
+        <w:t>7</w:t>
+      </w:r>
+      <w:r>
+        <w:rPr>
+          <w:noProof/>
+        </w:rPr>
+        <w:fldChar w:fldCharType="end"/>
+      </w:r>
       <w:r>
         <w:t xml:space="preserve">: </w:t>
       </w:r>
@@ -4812,14 +5028,27 @@
       <w:r>
         <w:t xml:space="preserve">Obrázek </w:t>
       </w:r>
-      <w:fldSimple w:instr=" SEQ Obrázek \* ARABIC ">
-        <w:r>
-          <w:rPr>
-            <w:noProof/>
-          </w:rPr>
-          <w:t>8</w:t>
-        </w:r>
-      </w:fldSimple>
+      <w:r>
+        <w:fldChar w:fldCharType="begin"/>
+      </w:r>
+      <w:r>
+        <w:instrText xml:space="preserve"> SEQ Obrázek \* ARABIC </w:instrText>
+      </w:r>
+      <w:r>
+        <w:fldChar w:fldCharType="separate"/>
+      </w:r>
+      <w:r>
+        <w:rPr>
+          <w:noProof/>
+        </w:rPr>
+        <w:t>8</w:t>
+      </w:r>
+      <w:r>
+        <w:rPr>
+          <w:noProof/>
+        </w:rPr>
+        <w:fldChar w:fldCharType="end"/>
+      </w:r>
       <w:r>
         <w:t xml:space="preserve">: </w:t>
       </w:r>
@@ -4949,14 +5178,27 @@
       <w:r>
         <w:t xml:space="preserve">Obrázek </w:t>
       </w:r>
-      <w:fldSimple w:instr=" SEQ Obrázek \* ARABIC ">
-        <w:r>
-          <w:rPr>
-            <w:noProof/>
-          </w:rPr>
-          <w:t>9</w:t>
-        </w:r>
-      </w:fldSimple>
+      <w:r>
+        <w:fldChar w:fldCharType="begin"/>
+      </w:r>
+      <w:r>
+        <w:instrText xml:space="preserve"> SEQ Obrázek \* ARABIC </w:instrText>
+      </w:r>
+      <w:r>
+        <w:fldChar w:fldCharType="separate"/>
+      </w:r>
+      <w:r>
+        <w:rPr>
+          <w:noProof/>
+        </w:rPr>
+        <w:t>9</w:t>
+      </w:r>
+      <w:r>
+        <w:rPr>
+          <w:noProof/>
+        </w:rPr>
+        <w:fldChar w:fldCharType="end"/>
+      </w:r>
       <w:r>
         <w:t xml:space="preserve">: </w:t>
       </w:r>
@@ -5070,14 +5312,27 @@
       <w:r>
         <w:t xml:space="preserve">Obrázek </w:t>
       </w:r>
-      <w:fldSimple w:instr=" SEQ Obrázek \* ARABIC ">
-        <w:r>
-          <w:rPr>
-            <w:noProof/>
-          </w:rPr>
-          <w:t>10</w:t>
-        </w:r>
-      </w:fldSimple>
+      <w:r>
+        <w:fldChar w:fldCharType="begin"/>
+      </w:r>
+      <w:r>
+        <w:instrText xml:space="preserve"> SEQ Obrázek \* ARABIC </w:instrText>
+      </w:r>
+      <w:r>
+        <w:fldChar w:fldCharType="separate"/>
+      </w:r>
+      <w:r>
+        <w:rPr>
+          <w:noProof/>
+        </w:rPr>
+        <w:t>10</w:t>
+      </w:r>
+      <w:r>
+        <w:rPr>
+          <w:noProof/>
+        </w:rPr>
+        <w:fldChar w:fldCharType="end"/>
+      </w:r>
       <w:r>
         <w:t xml:space="preserve">: </w:t>
       </w:r>
@@ -5130,13 +5385,31 @@
       <w:r>
         <w:t xml:space="preserve"> </w:t>
       </w:r>
+      <w:proofErr w:type="spellStart"/>
       <w:r>
         <w:rPr>
           <w:i/>
           <w:iCs/>
         </w:rPr>
-        <w:t>artificial intelligence</w:t>
-      </w:r>
+        <w:t>artificial</w:t>
+      </w:r>
+      <w:proofErr w:type="spellEnd"/>
+      <w:r>
+        <w:rPr>
+          <w:i/>
+          <w:iCs/>
+        </w:rPr>
+        <w:t xml:space="preserve"> </w:t>
+      </w:r>
+      <w:proofErr w:type="spellStart"/>
+      <w:r>
+        <w:rPr>
+          <w:i/>
+          <w:iCs/>
+        </w:rPr>
+        <w:t>intelligence</w:t>
+      </w:r>
+      <w:proofErr w:type="spellEnd"/>
       <w:r>
         <w:t xml:space="preserve"> – česky </w:t>
       </w:r>
@@ -5218,6 +5491,7 @@
       <w:pPr>
         <w:ind w:firstLine="360"/>
       </w:pPr>
+      <w:proofErr w:type="spellStart"/>
       <w:r>
         <w:rPr>
           <w:b/>
@@ -5227,6 +5501,7 @@
         </w:rPr>
         <w:t>Promptování</w:t>
       </w:r>
+      <w:proofErr w:type="spellEnd"/>
       <w:r>
         <w:t xml:space="preserve"> je proces formulování a zadávání promptů.</w:t>
       </w:r>
@@ -5245,7 +5520,15 @@
         <w:t>Token</w:t>
       </w:r>
       <w:r>
-        <w:t xml:space="preserve"> je základní jednotka textu, které model zpracovává. Tokeny mohou být slova, části slov, nebo dokonce jednotlivé znaky, v závislosti na tom, jak je text tokenizován. Modely zpracovávají text po částech, čímž se efektivněji učí a generují odpovědi. Počet tokenů může ovlivnit délku a složitost zpracovávaných vstupů a výstupů.</w:t>
+        <w:t xml:space="preserve"> je základní jednotka textu, které model zpracovává. Tokeny mohou být slova, části slov, nebo dokonce jednotlivé znaky, v závislosti na tom, jak je text </w:t>
+      </w:r>
+      <w:proofErr w:type="spellStart"/>
+      <w:r>
+        <w:t>tokenizován</w:t>
+      </w:r>
+      <w:proofErr w:type="spellEnd"/>
+      <w:r>
+        <w:t>. Modely zpracovávají text po částech, čímž se efektivněji učí a generují odpovědi. Počet tokenů může ovlivnit délku a složitost zpracovávaných vstupů a výstupů.</w:t>
       </w:r>
     </w:p>
     <w:sectPr>
@@ -7641,9 +7924,9 @@
     <w:rsid w:val="005D3605"/>
     <w:rsid w:val="005D5D3E"/>
     <w:rsid w:val="005D79FA"/>
+    <w:rsid w:val="005F6C36"/>
     <w:rsid w:val="00613FC7"/>
     <w:rsid w:val="006A5A34"/>
-    <w:rsid w:val="00803C06"/>
     <w:rsid w:val="0081618F"/>
     <w:rsid w:val="00865A9A"/>
     <w:rsid w:val="008E2E45"/>

--- a/project-documentation/uzivatelsky-manual.docx
+++ b/project-documentation/uzivatelsky-manual.docx
@@ -3406,27 +3406,14 @@
       <w:r>
         <w:t xml:space="preserve">Obrázek </w:t>
       </w:r>
-      <w:r>
-        <w:fldChar w:fldCharType="begin"/>
-      </w:r>
-      <w:r>
-        <w:instrText xml:space="preserve"> SEQ Obrázek \* ARABIC </w:instrText>
-      </w:r>
-      <w:r>
-        <w:fldChar w:fldCharType="separate"/>
-      </w:r>
-      <w:r>
-        <w:rPr>
-          <w:noProof/>
-        </w:rPr>
-        <w:t>1</w:t>
-      </w:r>
-      <w:r>
-        <w:rPr>
-          <w:noProof/>
-        </w:rPr>
-        <w:fldChar w:fldCharType="end"/>
-      </w:r>
+      <w:fldSimple w:instr=" SEQ Obrázek \* ARABIC ">
+        <w:r>
+          <w:rPr>
+            <w:noProof/>
+          </w:rPr>
+          <w:t>1</w:t>
+        </w:r>
+      </w:fldSimple>
       <w:r>
         <w:t xml:space="preserve">: </w:t>
       </w:r>
@@ -3518,6 +3505,19 @@
       <w:proofErr w:type="spellEnd"/>
       <w:r>
         <w:t>.</w:t>
+      </w:r>
+      <w:r>
+        <w:t xml:space="preserve"> Počet otázek je ve výchozím nastavení stanoven na 25. To je poměrně vysoké číslo, při kterém již riskujete </w:t>
+      </w:r>
+      <w:r>
+        <w:rPr>
+          <w:i/>
+          <w:iCs/>
+        </w:rPr>
+        <w:t>AI</w:t>
+      </w:r>
+      <w:r>
+        <w:t xml:space="preserve"> halucinaci, což vyvolá v aplikaci chybu. Proto doporučuji zvažovat počet otázek, které chcete vložit do jednoho testu.</w:t>
       </w:r>
     </w:p>
     <w:p>
@@ -3815,27 +3815,14 @@
       <w:r>
         <w:t xml:space="preserve">Obrázek </w:t>
       </w:r>
-      <w:r>
-        <w:fldChar w:fldCharType="begin"/>
-      </w:r>
-      <w:r>
-        <w:instrText xml:space="preserve"> SEQ Obrázek \* ARABIC </w:instrText>
-      </w:r>
-      <w:r>
-        <w:fldChar w:fldCharType="separate"/>
-      </w:r>
-      <w:r>
-        <w:rPr>
-          <w:noProof/>
-        </w:rPr>
-        <w:t>2</w:t>
-      </w:r>
-      <w:r>
-        <w:rPr>
-          <w:noProof/>
-        </w:rPr>
-        <w:fldChar w:fldCharType="end"/>
-      </w:r>
+      <w:fldSimple w:instr=" SEQ Obrázek \* ARABIC ">
+        <w:r>
+          <w:rPr>
+            <w:noProof/>
+          </w:rPr>
+          <w:t>2</w:t>
+        </w:r>
+      </w:fldSimple>
       <w:r>
         <w:t xml:space="preserve">: </w:t>
       </w:r>
@@ -3890,7 +3877,11 @@
         <w:t xml:space="preserve"> AI</w:t>
       </w:r>
       <w:r>
-        <w:t xml:space="preserve">, které má za účel opravu chyb, které </w:t>
+        <w:t xml:space="preserve">, které má za </w:t>
+      </w:r>
+      <w:r>
+        <w:lastRenderedPageBreak/>
+        <w:t xml:space="preserve">účel opravu chyb, které </w:t>
       </w:r>
       <w:r>
         <w:rPr>
@@ -3908,7 +3899,6 @@
         <w:ind w:firstLine="708"/>
       </w:pPr>
       <w:r>
-        <w:lastRenderedPageBreak/>
         <w:t>Jak bylo již zmíněno výše, může při generování testu nastat chyba, kvůli které se test nevygeneruje. Tyto chyby nejsou příliš časté</w:t>
       </w:r>
       <w:r>
@@ -4055,27 +4045,14 @@
       <w:r>
         <w:t xml:space="preserve">Obrázek </w:t>
       </w:r>
-      <w:r>
-        <w:fldChar w:fldCharType="begin"/>
-      </w:r>
-      <w:r>
-        <w:instrText xml:space="preserve"> SEQ Obrázek \* ARABIC </w:instrText>
-      </w:r>
-      <w:r>
-        <w:fldChar w:fldCharType="separate"/>
-      </w:r>
-      <w:r>
-        <w:rPr>
-          <w:noProof/>
-        </w:rPr>
-        <w:t>3</w:t>
-      </w:r>
-      <w:r>
-        <w:rPr>
-          <w:noProof/>
-        </w:rPr>
-        <w:fldChar w:fldCharType="end"/>
-      </w:r>
+      <w:fldSimple w:instr=" SEQ Obrázek \* ARABIC ">
+        <w:r>
+          <w:rPr>
+            <w:noProof/>
+          </w:rPr>
+          <w:t>3</w:t>
+        </w:r>
+      </w:fldSimple>
       <w:r>
         <w:t xml:space="preserve">: </w:t>
       </w:r>
@@ -4212,27 +4189,14 @@
       <w:r>
         <w:t xml:space="preserve">Obrázek </w:t>
       </w:r>
-      <w:r>
-        <w:fldChar w:fldCharType="begin"/>
-      </w:r>
-      <w:r>
-        <w:instrText xml:space="preserve"> SEQ Obrázek \* ARABIC </w:instrText>
-      </w:r>
-      <w:r>
-        <w:fldChar w:fldCharType="separate"/>
-      </w:r>
-      <w:r>
-        <w:rPr>
-          <w:noProof/>
-        </w:rPr>
-        <w:t>4</w:t>
-      </w:r>
-      <w:r>
-        <w:rPr>
-          <w:noProof/>
-        </w:rPr>
-        <w:fldChar w:fldCharType="end"/>
-      </w:r>
+      <w:fldSimple w:instr=" SEQ Obrázek \* ARABIC ">
+        <w:r>
+          <w:rPr>
+            <w:noProof/>
+          </w:rPr>
+          <w:t>4</w:t>
+        </w:r>
+      </w:fldSimple>
       <w:r>
         <w:t>:</w:t>
       </w:r>
@@ -4283,14 +4247,11 @@
         <w:jc w:val="center"/>
       </w:pPr>
       <w:r>
-        <w:rPr>
-          <w:noProof/>
-        </w:rPr>
         <w:drawing>
-          <wp:inline distT="0" distB="0" distL="0" distR="0" wp14:anchorId="3DF5F5F3" wp14:editId="1A0154F4">
-            <wp:extent cx="4668307" cy="3111689"/>
+          <wp:inline distT="0" distB="0" distL="0" distR="0" wp14:anchorId="4308F276" wp14:editId="0123C39D">
+            <wp:extent cx="4670505" cy="3562598"/>
             <wp:effectExtent l="0" t="0" r="0" b="0"/>
-            <wp:docPr id="1389705598" name="Obrázek 1" descr="Obsah obrázku text, snímek obrazovky, Písmo&#10;&#10;Obsah vygenerovaný umělou inteligencí může být nesprávný."/>
+            <wp:docPr id="241951730" name="Obrázek 1" descr="Obsah obrázku text, snímek obrazovky, software, Písmo&#10;&#10;Obsah vygenerovaný umělou inteligencí může být nesprávný."/>
             <wp:cNvGraphicFramePr>
               <a:graphicFrameLocks xmlns:a="http://schemas.openxmlformats.org/drawingml/2006/main" noChangeAspect="1"/>
             </wp:cNvGraphicFramePr>
@@ -4298,7 +4259,7 @@
               <a:graphicData uri="http://schemas.openxmlformats.org/drawingml/2006/picture">
                 <pic:pic xmlns:pic="http://schemas.openxmlformats.org/drawingml/2006/picture">
                   <pic:nvPicPr>
-                    <pic:cNvPr id="1389705598" name="Obrázek 1" descr="Obsah obrázku text, snímek obrazovky, Písmo&#10;&#10;Obsah vygenerovaný umělou inteligencí může být nesprávný."/>
+                    <pic:cNvPr id="241951730" name="Obrázek 1" descr="Obsah obrázku text, snímek obrazovky, software, Písmo&#10;&#10;Obsah vygenerovaný umělou inteligencí může být nesprávný."/>
                     <pic:cNvPicPr/>
                   </pic:nvPicPr>
                   <pic:blipFill>
@@ -4310,7 +4271,7 @@
                   <pic:spPr>
                     <a:xfrm>
                       <a:off x="0" y="0"/>
-                      <a:ext cx="4709624" cy="3139229"/>
+                      <a:ext cx="4693513" cy="3580148"/>
                     </a:xfrm>
                     <a:prstGeom prst="rect">
                       <a:avLst/>
@@ -4331,27 +4292,14 @@
       <w:r>
         <w:t xml:space="preserve">Obrázek </w:t>
       </w:r>
-      <w:r>
-        <w:fldChar w:fldCharType="begin"/>
-      </w:r>
-      <w:r>
-        <w:instrText xml:space="preserve"> SEQ Obrázek \* ARABIC </w:instrText>
-      </w:r>
-      <w:r>
-        <w:fldChar w:fldCharType="separate"/>
-      </w:r>
-      <w:r>
-        <w:rPr>
-          <w:noProof/>
-        </w:rPr>
-        <w:t>5</w:t>
-      </w:r>
-      <w:r>
-        <w:rPr>
-          <w:noProof/>
-        </w:rPr>
-        <w:fldChar w:fldCharType="end"/>
-      </w:r>
+      <w:fldSimple w:instr=" SEQ Obrázek \* ARABIC ">
+        <w:r>
+          <w:rPr>
+            <w:noProof/>
+          </w:rPr>
+          <w:t>5</w:t>
+        </w:r>
+      </w:fldSimple>
       <w:r>
         <w:t xml:space="preserve">: </w:t>
       </w:r>
@@ -4452,27 +4400,14 @@
       <w:r>
         <w:t xml:space="preserve">Obrázek </w:t>
       </w:r>
-      <w:r>
-        <w:fldChar w:fldCharType="begin"/>
-      </w:r>
-      <w:r>
-        <w:instrText xml:space="preserve"> SEQ Obrázek \* ARABIC </w:instrText>
-      </w:r>
-      <w:r>
-        <w:fldChar w:fldCharType="separate"/>
-      </w:r>
-      <w:r>
-        <w:rPr>
-          <w:noProof/>
-        </w:rPr>
-        <w:t>6</w:t>
-      </w:r>
-      <w:r>
-        <w:rPr>
-          <w:noProof/>
-        </w:rPr>
-        <w:fldChar w:fldCharType="end"/>
-      </w:r>
+      <w:fldSimple w:instr=" SEQ Obrázek \* ARABIC ">
+        <w:r>
+          <w:rPr>
+            <w:noProof/>
+          </w:rPr>
+          <w:t>6</w:t>
+        </w:r>
+      </w:fldSimple>
       <w:r>
         <w:t>:</w:t>
       </w:r>
@@ -4839,7 +4774,13 @@
         <w:t>Po</w:t>
       </w:r>
       <w:r>
-        <w:t xml:space="preserve"> kliku na kartu Přidat předmět budete přesměrováni na následující stránku. Přidání předmětu je opět velice snadné. Stačí zadat název předmětu a jeho zkratku, která musí obsahovat právě 3 písmena. Pokud je nezadáte velká, aplikace Vás automaticky opraví. </w:t>
+        <w:t xml:space="preserve"> kliku na kartu Přidat předmět budete přesměrováni na následující stránku. Přidání předmětu je opět velice snadné. Stačí zadat název předmětu a jeho zkratku, která musí obsahovat právě 3 písmena</w:t>
+      </w:r>
+      <w:r>
+        <w:t xml:space="preserve"> bez diakritiky</w:t>
+      </w:r>
+      <w:r>
+        <w:t xml:space="preserve">. Pokud je nezadáte velká, aplikace Vás automaticky opraví. </w:t>
       </w:r>
       <w:r>
         <w:t xml:space="preserve">Je nutné podotknout, že název i zkratka předmětu musí být </w:t>
@@ -4865,10 +4806,10 @@
         </w:rPr>
         <w:lastRenderedPageBreak/>
         <w:drawing>
-          <wp:inline distT="0" distB="0" distL="0" distR="0" wp14:anchorId="0709E4D6" wp14:editId="4E4083C7">
-            <wp:extent cx="2870421" cy="2354049"/>
-            <wp:effectExtent l="0" t="0" r="6350" b="8255"/>
-            <wp:docPr id="1151713591" name="Obrázek 1" descr="Obsah obrázku text, snímek obrazovky, Písmo, design&#10;&#10;Obsah vygenerovaný umělou inteligencí může být nesprávný."/>
+          <wp:inline distT="0" distB="0" distL="0" distR="0" wp14:anchorId="249B5816" wp14:editId="017FB7DE">
+            <wp:extent cx="2844140" cy="2212109"/>
+            <wp:effectExtent l="0" t="0" r="0" b="0"/>
+            <wp:docPr id="1727621845" name="Obrázek 1" descr="Obsah obrázku text, snímek obrazovky, Písmo&#10;&#10;Obsah vygenerovaný umělou inteligencí může být nesprávný."/>
             <wp:cNvGraphicFramePr>
               <a:graphicFrameLocks xmlns:a="http://schemas.openxmlformats.org/drawingml/2006/main" noChangeAspect="1"/>
             </wp:cNvGraphicFramePr>
@@ -4876,7 +4817,7 @@
               <a:graphicData uri="http://schemas.openxmlformats.org/drawingml/2006/picture">
                 <pic:pic xmlns:pic="http://schemas.openxmlformats.org/drawingml/2006/picture">
                   <pic:nvPicPr>
-                    <pic:cNvPr id="1151713591" name="Obrázek 1" descr="Obsah obrázku text, snímek obrazovky, Písmo, design&#10;&#10;Obsah vygenerovaný umělou inteligencí může být nesprávný."/>
+                    <pic:cNvPr id="1727621845" name="Obrázek 1" descr="Obsah obrázku text, snímek obrazovky, Písmo&#10;&#10;Obsah vygenerovaný umělou inteligencí může být nesprávný."/>
                     <pic:cNvPicPr/>
                   </pic:nvPicPr>
                   <pic:blipFill>
@@ -4888,7 +4829,7 @@
                   <pic:spPr>
                     <a:xfrm>
                       <a:off x="0" y="0"/>
-                      <a:ext cx="2882531" cy="2363980"/>
+                      <a:ext cx="2861533" cy="2225637"/>
                     </a:xfrm>
                     <a:prstGeom prst="rect">
                       <a:avLst/>
@@ -4909,27 +4850,14 @@
       <w:r>
         <w:t xml:space="preserve">Obrázek </w:t>
       </w:r>
-      <w:r>
-        <w:fldChar w:fldCharType="begin"/>
-      </w:r>
-      <w:r>
-        <w:instrText xml:space="preserve"> SEQ Obrázek \* ARABIC </w:instrText>
-      </w:r>
-      <w:r>
-        <w:fldChar w:fldCharType="separate"/>
-      </w:r>
-      <w:r>
-        <w:rPr>
-          <w:noProof/>
-        </w:rPr>
-        <w:t>7</w:t>
-      </w:r>
-      <w:r>
-        <w:rPr>
-          <w:noProof/>
-        </w:rPr>
-        <w:fldChar w:fldCharType="end"/>
-      </w:r>
+      <w:fldSimple w:instr=" SEQ Obrázek \* ARABIC ">
+        <w:r>
+          <w:rPr>
+            <w:noProof/>
+          </w:rPr>
+          <w:t>7</w:t>
+        </w:r>
+      </w:fldSimple>
       <w:r>
         <w:t xml:space="preserve">: </w:t>
       </w:r>
@@ -5028,27 +4956,14 @@
       <w:r>
         <w:t xml:space="preserve">Obrázek </w:t>
       </w:r>
-      <w:r>
-        <w:fldChar w:fldCharType="begin"/>
-      </w:r>
-      <w:r>
-        <w:instrText xml:space="preserve"> SEQ Obrázek \* ARABIC </w:instrText>
-      </w:r>
-      <w:r>
-        <w:fldChar w:fldCharType="separate"/>
-      </w:r>
-      <w:r>
-        <w:rPr>
-          <w:noProof/>
-        </w:rPr>
-        <w:t>8</w:t>
-      </w:r>
-      <w:r>
-        <w:rPr>
-          <w:noProof/>
-        </w:rPr>
-        <w:fldChar w:fldCharType="end"/>
-      </w:r>
+      <w:fldSimple w:instr=" SEQ Obrázek \* ARABIC ">
+        <w:r>
+          <w:rPr>
+            <w:noProof/>
+          </w:rPr>
+          <w:t>8</w:t>
+        </w:r>
+      </w:fldSimple>
       <w:r>
         <w:t xml:space="preserve">: </w:t>
       </w:r>
@@ -5178,27 +5093,14 @@
       <w:r>
         <w:t xml:space="preserve">Obrázek </w:t>
       </w:r>
-      <w:r>
-        <w:fldChar w:fldCharType="begin"/>
-      </w:r>
-      <w:r>
-        <w:instrText xml:space="preserve"> SEQ Obrázek \* ARABIC </w:instrText>
-      </w:r>
-      <w:r>
-        <w:fldChar w:fldCharType="separate"/>
-      </w:r>
-      <w:r>
-        <w:rPr>
-          <w:noProof/>
-        </w:rPr>
-        <w:t>9</w:t>
-      </w:r>
-      <w:r>
-        <w:rPr>
-          <w:noProof/>
-        </w:rPr>
-        <w:fldChar w:fldCharType="end"/>
-      </w:r>
+      <w:fldSimple w:instr=" SEQ Obrázek \* ARABIC ">
+        <w:r>
+          <w:rPr>
+            <w:noProof/>
+          </w:rPr>
+          <w:t>9</w:t>
+        </w:r>
+      </w:fldSimple>
       <w:r>
         <w:t xml:space="preserve">: </w:t>
       </w:r>
@@ -5312,27 +5214,14 @@
       <w:r>
         <w:t xml:space="preserve">Obrázek </w:t>
       </w:r>
-      <w:r>
-        <w:fldChar w:fldCharType="begin"/>
-      </w:r>
-      <w:r>
-        <w:instrText xml:space="preserve"> SEQ Obrázek \* ARABIC </w:instrText>
-      </w:r>
-      <w:r>
-        <w:fldChar w:fldCharType="separate"/>
-      </w:r>
-      <w:r>
-        <w:rPr>
-          <w:noProof/>
-        </w:rPr>
-        <w:t>10</w:t>
-      </w:r>
-      <w:r>
-        <w:rPr>
-          <w:noProof/>
-        </w:rPr>
-        <w:fldChar w:fldCharType="end"/>
-      </w:r>
+      <w:fldSimple w:instr=" SEQ Obrázek \* ARABIC ">
+        <w:r>
+          <w:rPr>
+            <w:noProof/>
+          </w:rPr>
+          <w:t>10</w:t>
+        </w:r>
+      </w:fldSimple>
       <w:r>
         <w:t xml:space="preserve">: </w:t>
       </w:r>
@@ -7904,6 +7793,7 @@
   <w:rsids>
     <w:rsidRoot w:val="00560BE4"/>
     <w:rsid w:val="00011030"/>
+    <w:rsid w:val="00033F78"/>
     <w:rsid w:val="0008488F"/>
     <w:rsid w:val="001267C6"/>
     <w:rsid w:val="002037CB"/>
@@ -7917,6 +7807,7 @@
     <w:rsid w:val="003C3B1E"/>
     <w:rsid w:val="003E5F7C"/>
     <w:rsid w:val="0043404C"/>
+    <w:rsid w:val="0045117E"/>
     <w:rsid w:val="0049700F"/>
     <w:rsid w:val="004D400D"/>
     <w:rsid w:val="00560BE4"/>
@@ -7926,7 +7817,9 @@
     <w:rsid w:val="005D79FA"/>
     <w:rsid w:val="005F6C36"/>
     <w:rsid w:val="00613FC7"/>
+    <w:rsid w:val="006542DC"/>
     <w:rsid w:val="006A5A34"/>
+    <w:rsid w:val="007D02D2"/>
     <w:rsid w:val="0081618F"/>
     <w:rsid w:val="00865A9A"/>
     <w:rsid w:val="008E2E45"/>
@@ -7941,9 +7834,11 @@
     <w:rsid w:val="00C076E1"/>
     <w:rsid w:val="00C56BB5"/>
     <w:rsid w:val="00CA48D4"/>
+    <w:rsid w:val="00CC38A5"/>
     <w:rsid w:val="00CC6026"/>
     <w:rsid w:val="00D74E85"/>
     <w:rsid w:val="00D827B5"/>
+    <w:rsid w:val="00DE1F13"/>
     <w:rsid w:val="00E61809"/>
     <w:rsid w:val="00ED2634"/>
     <w:rsid w:val="00EF1FB1"/>

--- a/project-documentation/uzivatelsky-manual.docx
+++ b/project-documentation/uzivatelsky-manual.docx
@@ -119,7 +119,7 @@
                     <v:stroke joinstyle="miter"/>
                     <v:path gradientshapeok="t" o:connecttype="rect"/>
                   </v:shapetype>
-                  <v:shape id="Textové pole 1" o:spid="_x0000_s1026" type="#_x0000_t202" style="position:absolute;margin-left:0;margin-top:.1pt;width:408pt;height:32.25pt;z-index:251667456;visibility:visible;mso-wrap-style:square;mso-width-percent:0;mso-height-percent:0;mso-wrap-distance-left:9pt;mso-wrap-distance-top:0;mso-wrap-distance-right:9pt;mso-wrap-distance-bottom:0;mso-position-horizontal:center;mso-position-horizontal-relative:margin;mso-position-vertical:absolute;mso-position-vertical-relative:text;mso-width-percent:0;mso-height-percent:0;mso-width-relative:margin;mso-height-relative:margin;v-text-anchor:top" o:gfxdata="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" fillcolor="white [3201]" stroked="f" strokeweight=".5pt">
+                  <v:shape id="Textové pole 1" o:spid="_x0000_s1026" type="#_x0000_t202" style="position:absolute;left:0;text-align:left;margin-left:0;margin-top:.1pt;width:408pt;height:32.25pt;z-index:251667456;visibility:visible;mso-wrap-style:square;mso-width-percent:0;mso-height-percent:0;mso-wrap-distance-left:9pt;mso-wrap-distance-top:0;mso-wrap-distance-right:9pt;mso-wrap-distance-bottom:0;mso-position-horizontal:center;mso-position-horizontal-relative:margin;mso-position-vertical:absolute;mso-position-vertical-relative:text;mso-width-percent:0;mso-height-percent:0;mso-width-relative:margin;mso-height-relative:margin;v-text-anchor:top" o:gfxdata="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" fillcolor="white [3201]" stroked="f" strokeweight=".5pt">
                     <v:textbox>
                       <w:txbxContent>
                         <w:p>
@@ -249,7 +249,7 @@
               </mc:Choice>
               <mc:Fallback>
                 <w:pict>
-                  <v:shape w14:anchorId="7AE5F685" id="_x0000_s1027" type="#_x0000_t202" style="position:absolute;margin-left:0;margin-top:256.45pt;width:179.25pt;height:31.5pt;z-index:251665408;visibility:visible;mso-wrap-style:square;mso-width-percent:0;mso-height-percent:0;mso-wrap-distance-left:9pt;mso-wrap-distance-top:0;mso-wrap-distance-right:9pt;mso-wrap-distance-bottom:0;mso-position-horizontal:center;mso-position-horizontal-relative:margin;mso-position-vertical:absolute;mso-position-vertical-relative:text;mso-width-percent:0;mso-height-percent:0;mso-width-relative:margin;mso-height-relative:margin;v-text-anchor:top" o:gfxdata="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" fillcolor="white [3201]" stroked="f" strokeweight=".5pt">
+                  <v:shape w14:anchorId="7AE5F685" id="_x0000_s1027" type="#_x0000_t202" style="position:absolute;left:0;text-align:left;margin-left:0;margin-top:256.45pt;width:179.25pt;height:31.5pt;z-index:251665408;visibility:visible;mso-wrap-style:square;mso-width-percent:0;mso-height-percent:0;mso-wrap-distance-left:9pt;mso-wrap-distance-top:0;mso-wrap-distance-right:9pt;mso-wrap-distance-bottom:0;mso-position-horizontal:center;mso-position-horizontal-relative:margin;mso-position-vertical:absolute;mso-position-vertical-relative:text;mso-width-percent:0;mso-height-percent:0;mso-width-relative:margin;mso-height-relative:margin;v-text-anchor:top" o:gfxdata="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" fillcolor="white [3201]" stroked="f" strokeweight=".5pt">
                     <v:textbox>
                       <w:txbxContent>
                         <w:p>
@@ -368,7 +368,7 @@
               </mc:Choice>
               <mc:Fallback>
                 <w:pict>
-                  <v:shape w14:anchorId="3FE05C2B" id="_x0000_s1028" type="#_x0000_t202" style="position:absolute;margin-left:0;margin-top:163.5pt;width:344.25pt;height:71.25pt;z-index:251663360;visibility:visible;mso-wrap-style:square;mso-width-percent:0;mso-height-percent:0;mso-wrap-distance-left:9pt;mso-wrap-distance-top:0;mso-wrap-distance-right:9pt;mso-wrap-distance-bottom:0;mso-position-horizontal:center;mso-position-horizontal-relative:margin;mso-position-vertical:absolute;mso-position-vertical-relative:text;mso-width-percent:0;mso-height-percent:0;mso-width-relative:margin;mso-height-relative:margin;v-text-anchor:top" o:gfxdata="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" fillcolor="white [3201]" stroked="f" strokeweight=".5pt">
+                  <v:shape w14:anchorId="3FE05C2B" id="_x0000_s1028" type="#_x0000_t202" style="position:absolute;left:0;text-align:left;margin-left:0;margin-top:163.5pt;width:344.25pt;height:71.25pt;z-index:251663360;visibility:visible;mso-wrap-style:square;mso-width-percent:0;mso-height-percent:0;mso-wrap-distance-left:9pt;mso-wrap-distance-top:0;mso-wrap-distance-right:9pt;mso-wrap-distance-bottom:0;mso-position-horizontal:center;mso-position-horizontal-relative:margin;mso-position-vertical:absolute;mso-position-vertical-relative:text;mso-width-percent:0;mso-height-percent:0;mso-width-relative:margin;mso-height-relative:margin;v-text-anchor:top" o:gfxdata="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" fillcolor="white [3201]" stroked="f" strokeweight=".5pt">
                     <v:textbox>
                       <w:txbxContent>
                         <w:p>
@@ -595,7 +595,7 @@
               </mc:Choice>
               <mc:Fallback>
                 <w:pict>
-                  <v:shape w14:anchorId="55D9CADA" id="_x0000_s1029" type="#_x0000_t202" style="position:absolute;margin-left:0;margin-top:591.35pt;width:369.75pt;height:84pt;z-index:251659264;visibility:visible;mso-wrap-style:square;mso-width-percent:0;mso-height-percent:0;mso-wrap-distance-left:9pt;mso-wrap-distance-top:0;mso-wrap-distance-right:9pt;mso-wrap-distance-bottom:0;mso-position-horizontal:left;mso-position-horizontal-relative:margin;mso-position-vertical:absolute;mso-position-vertical-relative:text;mso-width-percent:0;mso-height-percent:0;mso-width-relative:margin;mso-height-relative:margin;v-text-anchor:top" o:gfxdata="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" fillcolor="white [3201]" stroked="f" strokeweight=".5pt">
+                  <v:shape w14:anchorId="55D9CADA" id="_x0000_s1029" type="#_x0000_t202" style="position:absolute;left:0;text-align:left;margin-left:0;margin-top:591.35pt;width:369.75pt;height:84pt;z-index:251659264;visibility:visible;mso-wrap-style:square;mso-width-percent:0;mso-height-percent:0;mso-wrap-distance-left:9pt;mso-wrap-distance-top:0;mso-wrap-distance-right:9pt;mso-wrap-distance-bottom:0;mso-position-horizontal:left;mso-position-horizontal-relative:margin;mso-position-vertical:absolute;mso-position-vertical-relative:text;mso-width-percent:0;mso-height-percent:0;mso-width-relative:margin;mso-height-relative:margin;v-text-anchor:top" o:gfxdata="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" fillcolor="white [3201]" stroked="f" strokeweight=".5pt">
                     <v:textbox>
                       <w:txbxContent>
                         <w:bookmarkStart w:id="6" w:name="_Toc191361973" w:displacedByCustomXml="next"/>
@@ -907,7 +907,7 @@
           <w:r>
             <w:fldChar w:fldCharType="separate"/>
           </w:r>
-          <w:hyperlink w:anchor="_Toc192446742" w:history="1">
+          <w:hyperlink w:anchor="_Toc193901007" w:history="1">
             <w:r>
               <w:rPr>
                 <w:rStyle w:val="Hypertextovodkaz"/>
@@ -952,7 +952,7 @@
                 <w:noProof/>
                 <w:webHidden/>
               </w:rPr>
-              <w:instrText xml:space="preserve"> PAGEREF _Toc192446742 \h </w:instrText>
+              <w:instrText xml:space="preserve"> PAGEREF _Toc193901007 \h </w:instrText>
             </w:r>
             <w:r>
               <w:rPr>
@@ -999,7 +999,7 @@
               <w14:ligatures w14:val="standardContextual"/>
             </w:rPr>
           </w:pPr>
-          <w:hyperlink w:anchor="_Toc192446743" w:history="1">
+          <w:hyperlink w:anchor="_Toc193901008" w:history="1">
             <w:r>
               <w:rPr>
                 <w:rStyle w:val="Hypertextovodkaz"/>
@@ -1044,7 +1044,7 @@
                 <w:noProof/>
                 <w:webHidden/>
               </w:rPr>
-              <w:instrText xml:space="preserve"> PAGEREF _Toc192446743 \h </w:instrText>
+              <w:instrText xml:space="preserve"> PAGEREF _Toc193901008 \h </w:instrText>
             </w:r>
             <w:r>
               <w:rPr>
@@ -1091,7 +1091,7 @@
               <w14:ligatures w14:val="standardContextual"/>
             </w:rPr>
           </w:pPr>
-          <w:hyperlink w:anchor="_Toc192446744" w:history="1">
+          <w:hyperlink w:anchor="_Toc193901009" w:history="1">
             <w:r>
               <w:rPr>
                 <w:rStyle w:val="Hypertextovodkaz"/>
@@ -1136,7 +1136,7 @@
                 <w:noProof/>
                 <w:webHidden/>
               </w:rPr>
-              <w:instrText xml:space="preserve"> PAGEREF _Toc192446744 \h </w:instrText>
+              <w:instrText xml:space="preserve"> PAGEREF _Toc193901009 \h </w:instrText>
             </w:r>
             <w:r>
               <w:rPr>
@@ -1183,7 +1183,7 @@
               <w14:ligatures w14:val="standardContextual"/>
             </w:rPr>
           </w:pPr>
-          <w:hyperlink w:anchor="_Toc192446745" w:history="1">
+          <w:hyperlink w:anchor="_Toc193901010" w:history="1">
             <w:r>
               <w:rPr>
                 <w:rStyle w:val="Hypertextovodkaz"/>
@@ -1228,7 +1228,7 @@
                 <w:noProof/>
                 <w:webHidden/>
               </w:rPr>
-              <w:instrText xml:space="preserve"> PAGEREF _Toc192446745 \h </w:instrText>
+              <w:instrText xml:space="preserve"> PAGEREF _Toc193901010 \h </w:instrText>
             </w:r>
             <w:r>
               <w:rPr>
@@ -1275,7 +1275,7 @@
               <w14:ligatures w14:val="standardContextual"/>
             </w:rPr>
           </w:pPr>
-          <w:hyperlink w:anchor="_Toc192446746" w:history="1">
+          <w:hyperlink w:anchor="_Toc193901011" w:history="1">
             <w:r>
               <w:rPr>
                 <w:rStyle w:val="Hypertextovodkaz"/>
@@ -1320,7 +1320,7 @@
                 <w:noProof/>
                 <w:webHidden/>
               </w:rPr>
-              <w:instrText xml:space="preserve"> PAGEREF _Toc192446746 \h </w:instrText>
+              <w:instrText xml:space="preserve"> PAGEREF _Toc193901011 \h </w:instrText>
             </w:r>
             <w:r>
               <w:rPr>
@@ -1367,7 +1367,7 @@
               <w14:ligatures w14:val="standardContextual"/>
             </w:rPr>
           </w:pPr>
-          <w:hyperlink w:anchor="_Toc192446747" w:history="1">
+          <w:hyperlink w:anchor="_Toc193901012" w:history="1">
             <w:r>
               <w:rPr>
                 <w:rStyle w:val="Hypertextovodkaz"/>
@@ -1412,7 +1412,7 @@
                 <w:noProof/>
                 <w:webHidden/>
               </w:rPr>
-              <w:instrText xml:space="preserve"> PAGEREF _Toc192446747 \h </w:instrText>
+              <w:instrText xml:space="preserve"> PAGEREF _Toc193901012 \h </w:instrText>
             </w:r>
             <w:r>
               <w:rPr>
@@ -1459,7 +1459,7 @@
               <w14:ligatures w14:val="standardContextual"/>
             </w:rPr>
           </w:pPr>
-          <w:hyperlink w:anchor="_Toc192446748" w:history="1">
+          <w:hyperlink w:anchor="_Toc193901013" w:history="1">
             <w:r>
               <w:rPr>
                 <w:rStyle w:val="Hypertextovodkaz"/>
@@ -1504,7 +1504,7 @@
                 <w:noProof/>
                 <w:webHidden/>
               </w:rPr>
-              <w:instrText xml:space="preserve"> PAGEREF _Toc192446748 \h </w:instrText>
+              <w:instrText xml:space="preserve"> PAGEREF _Toc193901013 \h </w:instrText>
             </w:r>
             <w:r>
               <w:rPr>
@@ -1551,7 +1551,7 @@
               <w14:ligatures w14:val="standardContextual"/>
             </w:rPr>
           </w:pPr>
-          <w:hyperlink w:anchor="_Toc192446749" w:history="1">
+          <w:hyperlink w:anchor="_Toc193901014" w:history="1">
             <w:r>
               <w:rPr>
                 <w:rStyle w:val="Hypertextovodkaz"/>
@@ -1596,7 +1596,7 @@
                 <w:noProof/>
                 <w:webHidden/>
               </w:rPr>
-              <w:instrText xml:space="preserve"> PAGEREF _Toc192446749 \h </w:instrText>
+              <w:instrText xml:space="preserve"> PAGEREF _Toc193901014 \h </w:instrText>
             </w:r>
             <w:r>
               <w:rPr>
@@ -1643,7 +1643,7 @@
               <w14:ligatures w14:val="standardContextual"/>
             </w:rPr>
           </w:pPr>
-          <w:hyperlink w:anchor="_Toc192446750" w:history="1">
+          <w:hyperlink w:anchor="_Toc193901015" w:history="1">
             <w:r>
               <w:rPr>
                 <w:rStyle w:val="Hypertextovodkaz"/>
@@ -1688,7 +1688,7 @@
                 <w:noProof/>
                 <w:webHidden/>
               </w:rPr>
-              <w:instrText xml:space="preserve"> PAGEREF _Toc192446750 \h </w:instrText>
+              <w:instrText xml:space="preserve"> PAGEREF _Toc193901015 \h </w:instrText>
             </w:r>
             <w:r>
               <w:rPr>
@@ -1735,7 +1735,7 @@
               <w14:ligatures w14:val="standardContextual"/>
             </w:rPr>
           </w:pPr>
-          <w:hyperlink w:anchor="_Toc192446751" w:history="1">
+          <w:hyperlink w:anchor="_Toc193901016" w:history="1">
             <w:r>
               <w:rPr>
                 <w:rStyle w:val="Hypertextovodkaz"/>
@@ -1780,7 +1780,7 @@
                 <w:noProof/>
                 <w:webHidden/>
               </w:rPr>
-              <w:instrText xml:space="preserve"> PAGEREF _Toc192446751 \h </w:instrText>
+              <w:instrText xml:space="preserve"> PAGEREF _Toc193901016 \h </w:instrText>
             </w:r>
             <w:r>
               <w:rPr>
@@ -1827,7 +1827,7 @@
               <w14:ligatures w14:val="standardContextual"/>
             </w:rPr>
           </w:pPr>
-          <w:hyperlink w:anchor="_Toc192446752" w:history="1">
+          <w:hyperlink w:anchor="_Toc193901017" w:history="1">
             <w:r>
               <w:rPr>
                 <w:rStyle w:val="Hypertextovodkaz"/>
@@ -1872,7 +1872,7 @@
                 <w:noProof/>
                 <w:webHidden/>
               </w:rPr>
-              <w:instrText xml:space="preserve"> PAGEREF _Toc192446752 \h </w:instrText>
+              <w:instrText xml:space="preserve"> PAGEREF _Toc193901017 \h </w:instrText>
             </w:r>
             <w:r>
               <w:rPr>
@@ -1919,7 +1919,7 @@
               <w14:ligatures w14:val="standardContextual"/>
             </w:rPr>
           </w:pPr>
-          <w:hyperlink w:anchor="_Toc192446753" w:history="1">
+          <w:hyperlink w:anchor="_Toc193901018" w:history="1">
             <w:r>
               <w:rPr>
                 <w:rStyle w:val="Hypertextovodkaz"/>
@@ -1964,7 +1964,7 @@
                 <w:noProof/>
                 <w:webHidden/>
               </w:rPr>
-              <w:instrText xml:space="preserve"> PAGEREF _Toc192446753 \h </w:instrText>
+              <w:instrText xml:space="preserve"> PAGEREF _Toc193901018 \h </w:instrText>
             </w:r>
             <w:r>
               <w:rPr>
@@ -2011,7 +2011,7 @@
               <w14:ligatures w14:val="standardContextual"/>
             </w:rPr>
           </w:pPr>
-          <w:hyperlink w:anchor="_Toc192446754" w:history="1">
+          <w:hyperlink w:anchor="_Toc193901019" w:history="1">
             <w:r>
               <w:rPr>
                 <w:rStyle w:val="Hypertextovodkaz"/>
@@ -2056,7 +2056,7 @@
                 <w:noProof/>
                 <w:webHidden/>
               </w:rPr>
-              <w:instrText xml:space="preserve"> PAGEREF _Toc192446754 \h </w:instrText>
+              <w:instrText xml:space="preserve"> PAGEREF _Toc193901019 \h </w:instrText>
             </w:r>
             <w:r>
               <w:rPr>
@@ -2103,7 +2103,7 @@
               <w14:ligatures w14:val="standardContextual"/>
             </w:rPr>
           </w:pPr>
-          <w:hyperlink w:anchor="_Toc192446755" w:history="1">
+          <w:hyperlink w:anchor="_Toc193901020" w:history="1">
             <w:r>
               <w:rPr>
                 <w:rStyle w:val="Hypertextovodkaz"/>
@@ -2148,7 +2148,7 @@
                 <w:noProof/>
                 <w:webHidden/>
               </w:rPr>
-              <w:instrText xml:space="preserve"> PAGEREF _Toc192446755 \h </w:instrText>
+              <w:instrText xml:space="preserve"> PAGEREF _Toc193901020 \h </w:instrText>
             </w:r>
             <w:r>
               <w:rPr>
@@ -2983,7 +2983,7 @@
       <w:pPr>
         <w:pStyle w:val="Nadpis1"/>
       </w:pPr>
-      <w:bookmarkStart w:id="12" w:name="_Toc192446742"/>
+      <w:bookmarkStart w:id="12" w:name="_Toc193901007"/>
       <w:r>
         <w:lastRenderedPageBreak/>
         <w:t>Prohlášení o omezení odpovědnosti</w:t>
@@ -3210,7 +3210,7 @@
         <w:pStyle w:val="Nadpis1"/>
       </w:pPr>
       <w:bookmarkStart w:id="13" w:name="_Manuál_učitele"/>
-      <w:bookmarkStart w:id="14" w:name="_Toc192446743"/>
+      <w:bookmarkStart w:id="14" w:name="_Toc193901008"/>
       <w:bookmarkEnd w:id="13"/>
       <w:r>
         <w:lastRenderedPageBreak/>
@@ -3332,7 +3332,7 @@
       <w:pPr>
         <w:pStyle w:val="Nadpis2"/>
       </w:pPr>
-      <w:bookmarkStart w:id="15" w:name="_Toc192446744"/>
+      <w:bookmarkStart w:id="15" w:name="_Toc193901009"/>
       <w:r>
         <w:t>Registrace</w:t>
       </w:r>
@@ -3455,7 +3455,7 @@
       <w:pPr>
         <w:pStyle w:val="Nadpis2"/>
       </w:pPr>
-      <w:bookmarkStart w:id="18" w:name="_Toc192446745"/>
+      <w:bookmarkStart w:id="18" w:name="_Toc193901010"/>
       <w:r>
         <w:lastRenderedPageBreak/>
         <w:t>Generování test</w:t>
@@ -3877,11 +3877,11 @@
         <w:t xml:space="preserve"> AI</w:t>
       </w:r>
       <w:r>
-        <w:t xml:space="preserve">, které má za </w:t>
+        <w:t xml:space="preserve">, které má za účel </w:t>
       </w:r>
       <w:r>
         <w:lastRenderedPageBreak/>
-        <w:t xml:space="preserve">účel opravu chyb, které </w:t>
+        <w:t xml:space="preserve">opravu chyb, které </w:t>
       </w:r>
       <w:r>
         <w:rPr>
@@ -3950,7 +3950,7 @@
       <w:pPr>
         <w:pStyle w:val="Nadpis2"/>
       </w:pPr>
-      <w:bookmarkStart w:id="20" w:name="_Toc192446746"/>
+      <w:bookmarkStart w:id="20" w:name="_Toc193901011"/>
       <w:r>
         <w:t>Zpětné stahování testů</w:t>
       </w:r>
@@ -4071,7 +4071,7 @@
       <w:pPr>
         <w:pStyle w:val="Nadpis2"/>
       </w:pPr>
-      <w:bookmarkStart w:id="23" w:name="_Toc192446747"/>
+      <w:bookmarkStart w:id="23" w:name="_Toc193901012"/>
       <w:r>
         <w:t>Vytvoření tematického celku</w:t>
       </w:r>
@@ -4221,7 +4221,7 @@
       <w:pPr>
         <w:pStyle w:val="Nadpis2"/>
       </w:pPr>
-      <w:bookmarkStart w:id="26" w:name="_Toc192446748"/>
+      <w:bookmarkStart w:id="26" w:name="_Toc193901013"/>
       <w:r>
         <w:t>Úprava a mazání tematických celků</w:t>
       </w:r>
@@ -4247,6 +4247,9 @@
         <w:jc w:val="center"/>
       </w:pPr>
       <w:r>
+        <w:rPr>
+          <w:noProof/>
+        </w:rPr>
         <w:drawing>
           <wp:inline distT="0" distB="0" distL="0" distR="0" wp14:anchorId="4308F276" wp14:editId="0123C39D">
             <wp:extent cx="4670505" cy="3562598"/>
@@ -4316,7 +4319,7 @@
       <w:pPr>
         <w:pStyle w:val="Nadpis2"/>
       </w:pPr>
-      <w:bookmarkStart w:id="28" w:name="_Toc192446749"/>
+      <w:bookmarkStart w:id="28" w:name="_Toc193901014"/>
       <w:r>
         <w:lastRenderedPageBreak/>
         <w:t>Úprava</w:t>
@@ -4437,7 +4440,7 @@
       <w:pPr>
         <w:pStyle w:val="Nadpis1"/>
       </w:pPr>
-      <w:bookmarkStart w:id="31" w:name="_Toc192446750"/>
+      <w:bookmarkStart w:id="31" w:name="_Toc193901015"/>
       <w:r>
         <w:lastRenderedPageBreak/>
         <w:t>Manuál administrátora</w:t>
@@ -4686,7 +4689,7 @@
       <w:pPr>
         <w:pStyle w:val="Nadpis2"/>
       </w:pPr>
-      <w:bookmarkStart w:id="32" w:name="_Toc192446751"/>
+      <w:bookmarkStart w:id="32" w:name="_Toc193901016"/>
       <w:r>
         <w:t>Založení administrátorského účtu</w:t>
       </w:r>
@@ -4760,7 +4763,7 @@
       <w:pPr>
         <w:pStyle w:val="Nadpis2"/>
       </w:pPr>
-      <w:bookmarkStart w:id="34" w:name="_Toc192446752"/>
+      <w:bookmarkStart w:id="34" w:name="_Toc193901017"/>
       <w:r>
         <w:t>Vytvoření předmětu</w:t>
       </w:r>
@@ -4873,7 +4876,7 @@
       <w:pPr>
         <w:pStyle w:val="Nadpis2"/>
       </w:pPr>
-      <w:bookmarkStart w:id="37" w:name="_Toc192446753"/>
+      <w:bookmarkStart w:id="37" w:name="_Toc193901018"/>
       <w:r>
         <w:t>Úprava a mazání předmětů</w:t>
       </w:r>
@@ -4979,7 +4982,7 @@
       <w:pPr>
         <w:pStyle w:val="Nadpis2"/>
       </w:pPr>
-      <w:bookmarkStart w:id="40" w:name="_Toc192446754"/>
+      <w:bookmarkStart w:id="40" w:name="_Toc193901019"/>
       <w:r>
         <w:t>Vytvoření uživatele</w:t>
       </w:r>
@@ -5116,7 +5119,7 @@
       <w:pPr>
         <w:pStyle w:val="Nadpis2"/>
       </w:pPr>
-      <w:bookmarkStart w:id="43" w:name="_Toc192446755"/>
+      <w:bookmarkStart w:id="43" w:name="_Toc193901020"/>
       <w:r>
         <w:t>Úprava a mazání uživatelů</w:t>
       </w:r>
@@ -6234,9 +6237,10 @@
   <w:style w:type="paragraph" w:default="1" w:styleId="Normln">
     <w:name w:val="Normal"/>
     <w:qFormat/>
-    <w:rsid w:val="00735CE4"/>
+    <w:rsid w:val="00E976E6"/>
     <w:pPr>
       <w:spacing w:before="120" w:after="120" w:line="240" w:lineRule="auto"/>
+      <w:jc w:val="both"/>
     </w:pPr>
     <w:rPr>
       <w:rFonts w:ascii="Cambria" w:eastAsia="Times New Roman" w:hAnsi="Cambria" w:cs="Times New Roman"/>
@@ -7810,6 +7814,7 @@
     <w:rsid w:val="0045117E"/>
     <w:rsid w:val="0049700F"/>
     <w:rsid w:val="004D400D"/>
+    <w:rsid w:val="00503765"/>
     <w:rsid w:val="00560BE4"/>
     <w:rsid w:val="00562C0A"/>
     <w:rsid w:val="005D3605"/>
@@ -7820,6 +7825,7 @@
     <w:rsid w:val="006542DC"/>
     <w:rsid w:val="006A5A34"/>
     <w:rsid w:val="007D02D2"/>
+    <w:rsid w:val="008007BB"/>
     <w:rsid w:val="0081618F"/>
     <w:rsid w:val="00865A9A"/>
     <w:rsid w:val="008E2E45"/>

--- a/project-documentation/uzivatelsky-manual.docx
+++ b/project-documentation/uzivatelsky-manual.docx
@@ -7815,6 +7815,7 @@
     <w:rsid w:val="0049700F"/>
     <w:rsid w:val="004D400D"/>
     <w:rsid w:val="00503765"/>
+    <w:rsid w:val="005339F8"/>
     <w:rsid w:val="00560BE4"/>
     <w:rsid w:val="00562C0A"/>
     <w:rsid w:val="005D3605"/>
@@ -7825,7 +7826,6 @@
     <w:rsid w:val="006542DC"/>
     <w:rsid w:val="006A5A34"/>
     <w:rsid w:val="007D02D2"/>
-    <w:rsid w:val="008007BB"/>
     <w:rsid w:val="0081618F"/>
     <w:rsid w:val="00865A9A"/>
     <w:rsid w:val="008E2E45"/>
